--- a/analyse/UML/Fonctionnel/visiteur/1_acceder_Accueil.docx
+++ b/analyse/UML/Fonctionnel/visiteur/1_acceder_Accueil.docx
@@ -22,18 +22,7 @@
           <w:szCs w:val="32"/>
           <w:u w:val="single"/>
         </w:rPr>
-        <w:t xml:space="preserve">Accéder à la page </w:t>
-      </w:r>
-      <w:r>
-        <w:rPr>
-          <w:rFonts w:asciiTheme="minorHAnsi" w:hAnsiTheme="minorHAnsi" w:cstheme="majorHAnsi"/>
-          <w:b/>
-          <w:bCs/>
-          <w:sz w:val="32"/>
-          <w:szCs w:val="32"/>
-          <w:u w:val="single"/>
-        </w:rPr>
-        <w:t>d’accueil :</w:t>
+        <w:t>Accéder à la page d’accueil :</w:t>
       </w:r>
     </w:p>
     <w:p>
@@ -395,7 +384,7 @@
                 <w:sz w:val="24"/>
                 <w:szCs w:val="24"/>
               </w:rPr>
-              <w:t>L'application est en ligne</w:t>
+              <w:t>Le visiteur dispose d'une connexion internet et accède à l'URL de l'application.</w:t>
             </w:r>
           </w:p>
         </w:tc>
@@ -453,7 +442,7 @@
                 <w:sz w:val="24"/>
                 <w:szCs w:val="24"/>
               </w:rPr>
-              <w:t>La page d'accueil est affichée</w:t>
+              <w:t>La page d'accueil est affichée avec le menu et les informations de présentation de l'application.</w:t>
             </w:r>
           </w:p>
         </w:tc>
